--- a/data/PANDUAN PENDAFTARAN.docx
+++ b/data/PANDUAN PENDAFTARAN.docx
@@ -246,11 +246,7 @@
     </w:p>
     <w:p>
       <w:pPr>
-        <w:pStyle w:val="DaftarParagraf"/>
-        <w:numPr>
-          <w:ilvl w:val="0"/>
-          <w:numId w:val="3"/>
-        </w:numPr>
+        <w:pStyle w:val="Judul1"/>
       </w:pPr>
       <w:r>
         <w:t>ATURAN PELAKSANAAN PMB</w:t>
@@ -1418,6 +1414,7 @@
   <w:style w:type="character" w:default="1" w:styleId="FontParagrafDefault">
     <w:name w:val="Default Paragraph Font"/>
     <w:uiPriority w:val="1"/>
+    <w:semiHidden/>
     <w:unhideWhenUsed/>
   </w:style>
   <w:style w:type="table" w:default="1" w:styleId="TabelNormal">
